--- a/public/report_templates/creditos/clientes/rptHojaResumen.docx
+++ b/public/report_templates/creditos/clientes/rptHojaResumen.docx
@@ -1,6 +1,6 @@
 
 <file path=word/document.xml><?xml version="1.0" encoding="utf-8"?>
-<w:document xmlns:wpc="http://schemas.microsoft.com/office/word/2010/wordprocessingCanvas" xmlns:cx="http://schemas.microsoft.com/office/drawing/2014/chartex" xmlns:cx1="http://schemas.microsoft.com/office/drawing/2015/9/8/chartex" xmlns:cx2="http://schemas.microsoft.com/office/drawing/2015/10/21/chartex" xmlns:cx3="http://schemas.microsoft.com/office/drawing/2016/5/9/chartex" xmlns:cx4="http://schemas.microsoft.com/office/drawing/2016/5/10/chartex" xmlns:cx5="http://schemas.microsoft.com/office/drawing/2016/5/11/chartex" xmlns:cx6="http://schemas.microsoft.com/office/drawing/2016/5/12/chartex" xmlns:cx7="http://schemas.microsoft.com/office/drawing/2016/5/13/chartex" xmlns:cx8="http://schemas.microsoft.com/office/drawing/2016/5/14/chartex" xmlns:mc="http://schemas.openxmlformats.org/markup-compatibility/2006" xmlns:aink="http://schemas.microsoft.com/office/drawing/2016/ink" xmlns:am3d="http://schemas.microsoft.com/office/drawing/2017/model3d" xmlns:o="urn:schemas-microsoft-com:office:office" xmlns:r="http://schemas.openxmlformats.org/officeDocument/2006/relationships" xmlns:m="http://schemas.openxmlformats.org/officeDocument/2006/math" xmlns:v="urn:schemas-microsoft-com:vml" xmlns:wp14="http://schemas.microsoft.com/office/word/2010/wordprocessingDrawing" xmlns:wp="http://schemas.openxmlformats.org/drawingml/2006/wordprocessingDrawing" xmlns:w10="urn:schemas-microsoft-com:office:word" xmlns:w="http://schemas.openxmlformats.org/wordprocessingml/2006/main" xmlns:w14="http://schemas.microsoft.com/office/word/2010/wordml" xmlns:w15="http://schemas.microsoft.com/office/word/2012/wordml" xmlns:w16cex="http://schemas.microsoft.com/office/word/2018/wordml/cex" xmlns:w16cid="http://schemas.microsoft.com/office/word/2016/wordml/cid" xmlns:w16="http://schemas.microsoft.com/office/word/2018/wordml" xmlns:w16sdtdh="http://schemas.microsoft.com/office/word/2020/wordml/sdtdatahash" xmlns:w16se="http://schemas.microsoft.com/office/word/2015/wordml/symex" xmlns:wpg="http://schemas.microsoft.com/office/word/2010/wordprocessingGroup" xmlns:wpi="http://schemas.microsoft.com/office/word/2010/wordprocessingInk" xmlns:wne="http://schemas.microsoft.com/office/word/2006/wordml" xmlns:wps="http://schemas.microsoft.com/office/word/2010/wordprocessingShape" mc:Ignorable="w14 w15 w16se w16cid w16 w16cex w16sdtdh wp14">
+<w:document xmlns:wpc="http://schemas.microsoft.com/office/word/2010/wordprocessingCanvas" xmlns:cx="http://schemas.microsoft.com/office/drawing/2014/chartex" xmlns:cx1="http://schemas.microsoft.com/office/drawing/2015/9/8/chartex" xmlns:cx2="http://schemas.microsoft.com/office/drawing/2015/10/21/chartex" xmlns:cx3="http://schemas.microsoft.com/office/drawing/2016/5/9/chartex" xmlns:cx4="http://schemas.microsoft.com/office/drawing/2016/5/10/chartex" xmlns:cx5="http://schemas.microsoft.com/office/drawing/2016/5/11/chartex" xmlns:cx6="http://schemas.microsoft.com/office/drawing/2016/5/12/chartex" xmlns:cx7="http://schemas.microsoft.com/office/drawing/2016/5/13/chartex" xmlns:cx8="http://schemas.microsoft.com/office/drawing/2016/5/14/chartex" xmlns:mc="http://schemas.openxmlformats.org/markup-compatibility/2006" xmlns:aink="http://schemas.microsoft.com/office/drawing/2016/ink" xmlns:am3d="http://schemas.microsoft.com/office/drawing/2017/model3d" xmlns:o="urn:schemas-microsoft-com:office:office" xmlns:oel="http://schemas.microsoft.com/office/2019/extlst" xmlns:r="http://schemas.openxmlformats.org/officeDocument/2006/relationships" xmlns:m="http://schemas.openxmlformats.org/officeDocument/2006/math" xmlns:v="urn:schemas-microsoft-com:vml" xmlns:wp14="http://schemas.microsoft.com/office/word/2010/wordprocessingDrawing" xmlns:wp="http://schemas.openxmlformats.org/drawingml/2006/wordprocessingDrawing" xmlns:w10="urn:schemas-microsoft-com:office:word" xmlns:w="http://schemas.openxmlformats.org/wordprocessingml/2006/main" xmlns:w14="http://schemas.microsoft.com/office/word/2010/wordml" xmlns:w15="http://schemas.microsoft.com/office/word/2012/wordml" xmlns:w16cex="http://schemas.microsoft.com/office/word/2018/wordml/cex" xmlns:w16cid="http://schemas.microsoft.com/office/word/2016/wordml/cid" xmlns:w16="http://schemas.microsoft.com/office/word/2018/wordml" xmlns:w16sdtdh="http://schemas.microsoft.com/office/word/2020/wordml/sdtdatahash" xmlns:w16se="http://schemas.microsoft.com/office/word/2015/wordml/symex" xmlns:wpg="http://schemas.microsoft.com/office/word/2010/wordprocessingGroup" xmlns:wpi="http://schemas.microsoft.com/office/word/2010/wordprocessingInk" xmlns:wne="http://schemas.microsoft.com/office/word/2006/wordml" xmlns:wps="http://schemas.microsoft.com/office/word/2010/wordprocessingShape" mc:Ignorable="w14 w15 w16se w16cid w16 w16cex w16sdtdh wp14">
   <w:body>
     <w:p>
       <w:pPr>
@@ -2201,7 +2201,7 @@
                 <v:stroke joinstyle="miter"/>
                 <v:path gradientshapeok="t" o:connecttype="rect"/>
               </v:shapetype>
-              <v:shape id="Cuadro de texto 2" o:spid="_x0000_s1026" type="#_x0000_t202" style="position:absolute;margin-left:46.9pt;margin-top:.45pt;width:179.65pt;height:110.6pt;z-index:251679744;visibility:visible;mso-wrap-style:square;mso-width-percent:0;mso-height-percent:200;mso-wrap-distance-left:9pt;mso-wrap-distance-top:3.6pt;mso-wrap-distance-right:9pt;mso-wrap-distance-bottom:3.6pt;mso-position-horizontal:absolute;mso-position-horizontal-relative:margin;mso-position-vertical:absolute;mso-position-vertical-relative:text;mso-width-percent:0;mso-height-percent:200;mso-width-relative:margin;mso-height-relative:margin;v-text-anchor:top" o:gfxdata="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" stroked="f">
+              <v:shape id="Cuadro de texto 2" o:spid="_x0000_s1026" type="#_x0000_t202" style="position:absolute;margin-left:46.9pt;margin-top:.45pt;width:179.65pt;height:110.6pt;z-index:251679744;visibility:visible;mso-wrap-style:square;mso-width-percent:0;mso-height-percent:200;mso-wrap-distance-left:9pt;mso-wrap-distance-top:3.6pt;mso-wrap-distance-right:9pt;mso-wrap-distance-bottom:3.6pt;mso-position-horizontal:absolute;mso-position-horizontal-relative:margin;mso-position-vertical:absolute;mso-position-vertical-relative:text;mso-width-percent:0;mso-height-percent:200;mso-width-relative:margin;mso-height-relative:margin;v-text-anchor:top" o:gfxdata="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" stroked="f">
                 <v:textbox style="mso-fit-shape-to-text:t">
                   <w:txbxContent>
                     <w:p>
@@ -2363,7 +2363,7 @@
           </mc:Choice>
           <mc:Fallback>
             <w:pict>
-              <v:shape w14:anchorId="6603D792" id="_x0000_s1027" type="#_x0000_t202" style="position:absolute;margin-left:299.8pt;margin-top:.45pt;width:179.65pt;height:110.6pt;z-index:251681792;visibility:visible;mso-wrap-style:square;mso-width-percent:0;mso-height-percent:200;mso-wrap-distance-left:9pt;mso-wrap-distance-top:3.6pt;mso-wrap-distance-right:9pt;mso-wrap-distance-bottom:3.6pt;mso-position-horizontal:absolute;mso-position-horizontal-relative:margin;mso-position-vertical:absolute;mso-position-vertical-relative:text;mso-width-percent:0;mso-height-percent:200;mso-width-relative:margin;mso-height-relative:margin;v-text-anchor:top" o:gfxdata="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" stroked="f">
+              <v:shape w14:anchorId="6603D792" id="_x0000_s1027" type="#_x0000_t202" style="position:absolute;margin-left:299.8pt;margin-top:.45pt;width:179.65pt;height:110.6pt;z-index:251681792;visibility:visible;mso-wrap-style:square;mso-width-percent:0;mso-height-percent:200;mso-wrap-distance-left:9pt;mso-wrap-distance-top:3.6pt;mso-wrap-distance-right:9pt;mso-wrap-distance-bottom:3.6pt;mso-position-horizontal:absolute;mso-position-horizontal-relative:margin;mso-position-vertical:absolute;mso-position-vertical-relative:text;mso-width-percent:0;mso-height-percent:200;mso-width-relative:margin;mso-height-relative:margin;v-text-anchor:top" o:gfxdata="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" stroked="f">
                 <v:textbox style="mso-fit-shape-to-text:t">
                   <w:txbxContent>
                     <w:p>
@@ -2563,7 +2563,7 @@
           </mc:Choice>
           <mc:Fallback>
             <w:pict>
-              <v:shape w14:anchorId="6E8E3EBA" id="_x0000_s1028" type="#_x0000_t202" style="position:absolute;margin-left:0;margin-top:216.35pt;width:179.65pt;height:110.6pt;z-index:251687936;visibility:visible;mso-wrap-style:square;mso-width-percent:0;mso-height-percent:200;mso-wrap-distance-left:9pt;mso-wrap-distance-top:3.6pt;mso-wrap-distance-right:9pt;mso-wrap-distance-bottom:3.6pt;mso-position-horizontal:center;mso-position-horizontal-relative:margin;mso-position-vertical:absolute;mso-position-vertical-relative:text;mso-width-percent:0;mso-height-percent:200;mso-width-relative:margin;mso-height-relative:margin;v-text-anchor:top" o:gfxdata="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" stroked="f">
+              <v:shape w14:anchorId="6E8E3EBA" id="_x0000_s1028" type="#_x0000_t202" style="position:absolute;margin-left:0;margin-top:216.35pt;width:179.65pt;height:110.6pt;z-index:251687936;visibility:visible;mso-wrap-style:square;mso-width-percent:0;mso-height-percent:200;mso-wrap-distance-left:9pt;mso-wrap-distance-top:3.6pt;mso-wrap-distance-right:9pt;mso-wrap-distance-bottom:3.6pt;mso-position-horizontal:center;mso-position-horizontal-relative:margin;mso-position-vertical:absolute;mso-position-vertical-relative:text;mso-width-percent:0;mso-height-percent:200;mso-width-relative:margin;mso-height-relative:margin;v-text-anchor:top" o:gfxdata="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" stroked="f">
                 <v:textbox style="mso-fit-shape-to-text:t">
                   <w:txbxContent>
                     <w:p>
@@ -2676,7 +2676,18 @@
                                 <w:sz w:val="16"/>
                                 <w:szCs w:val="16"/>
                               </w:rPr>
-                              <w:t>FIADOR SOLIDARIO</w:t>
+                              <w:t>AVAL</w:t>
+                            </w:r>
+                            <w:r>
+                              <w:rPr>
+                                <w:rFonts w:ascii="DejaVu Sans Light" w:hAnsi="DejaVu Sans Light" w:cs="DejaVu Sans Light"/>
+                                <w:b/>
+                                <w:bCs/>
+                                <w:color w:val="000000" w:themeColor="text1"/>
+                                <w:sz w:val="16"/>
+                                <w:szCs w:val="16"/>
+                              </w:rPr>
+                              <w:t xml:space="preserve"> SOLIDARIO</w:t>
                             </w:r>
                           </w:p>
                           <w:p>
@@ -2712,7 +2723,7 @@
           </mc:Choice>
           <mc:Fallback>
             <w:pict>
-              <v:shape w14:anchorId="080B73C0" id="_x0000_s1029" type="#_x0000_t202" style="position:absolute;margin-left:46.9pt;margin-top:44.4pt;width:179.65pt;height:110.6pt;z-index:251683840;visibility:visible;mso-wrap-style:square;mso-width-percent:0;mso-height-percent:200;mso-wrap-distance-left:9pt;mso-wrap-distance-top:3.6pt;mso-wrap-distance-right:9pt;mso-wrap-distance-bottom:3.6pt;mso-position-horizontal:absolute;mso-position-horizontal-relative:margin;mso-position-vertical:absolute;mso-position-vertical-relative:text;mso-width-percent:0;mso-height-percent:200;mso-width-relative:margin;mso-height-relative:margin;v-text-anchor:top" o:gfxdata="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" stroked="f">
+              <v:shape w14:anchorId="080B73C0" id="_x0000_s1029" type="#_x0000_t202" style="position:absolute;margin-left:46.9pt;margin-top:44.4pt;width:179.65pt;height:110.6pt;z-index:251683840;visibility:visible;mso-wrap-style:square;mso-width-percent:0;mso-height-percent:200;mso-wrap-distance-left:9pt;mso-wrap-distance-top:3.6pt;mso-wrap-distance-right:9pt;mso-wrap-distance-bottom:3.6pt;mso-position-horizontal:absolute;mso-position-horizontal-relative:margin;mso-position-vertical:absolute;mso-position-vertical-relative:text;mso-width-percent:0;mso-height-percent:200;mso-width-relative:margin;mso-height-relative:margin;v-text-anchor:top" o:gfxdata="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" stroked="f">
                 <v:textbox style="mso-fit-shape-to-text:t">
                   <w:txbxContent>
                     <w:p>
@@ -2737,7 +2748,18 @@
                           <w:sz w:val="16"/>
                           <w:szCs w:val="16"/>
                         </w:rPr>
-                        <w:t>FIADOR SOLIDARIO</w:t>
+                        <w:t>AVAL</w:t>
+                      </w:r>
+                      <w:r>
+                        <w:rPr>
+                          <w:rFonts w:ascii="DejaVu Sans Light" w:hAnsi="DejaVu Sans Light" w:cs="DejaVu Sans Light"/>
+                          <w:b/>
+                          <w:bCs/>
+                          <w:color w:val="000000" w:themeColor="text1"/>
+                          <w:sz w:val="16"/>
+                          <w:szCs w:val="16"/>
+                        </w:rPr>
+                        <w:t xml:space="preserve"> SOLIDARIO</w:t>
                       </w:r>
                     </w:p>
                     <w:p>
@@ -2838,7 +2860,18 @@
                                 <w:sz w:val="16"/>
                                 <w:szCs w:val="16"/>
                               </w:rPr>
-                              <w:t>FIADOR SOLIDARIO</w:t>
+                              <w:t>AVAL</w:t>
+                            </w:r>
+                            <w:r>
+                              <w:rPr>
+                                <w:rFonts w:ascii="DejaVu Sans Light" w:hAnsi="DejaVu Sans Light" w:cs="DejaVu Sans Light"/>
+                                <w:b/>
+                                <w:bCs/>
+                                <w:color w:val="000000" w:themeColor="text1"/>
+                                <w:sz w:val="16"/>
+                                <w:szCs w:val="16"/>
+                              </w:rPr>
+                              <w:t xml:space="preserve"> SOLIDARIO</w:t>
                             </w:r>
                           </w:p>
                           <w:p>
@@ -2874,7 +2907,7 @@
           </mc:Choice>
           <mc:Fallback>
             <w:pict>
-              <v:shape w14:anchorId="0DE79D7C" id="_x0000_s1030" type="#_x0000_t202" style="position:absolute;margin-left:299.8pt;margin-top:47pt;width:179.65pt;height:110.6pt;z-index:251685888;visibility:visible;mso-wrap-style:square;mso-width-percent:0;mso-height-percent:200;mso-wrap-distance-left:9pt;mso-wrap-distance-top:3.6pt;mso-wrap-distance-right:9pt;mso-wrap-distance-bottom:3.6pt;mso-position-horizontal:absolute;mso-position-horizontal-relative:margin;mso-position-vertical:absolute;mso-position-vertical-relative:text;mso-width-percent:0;mso-height-percent:200;mso-width-relative:margin;mso-height-relative:margin;v-text-anchor:top" o:gfxdata="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" stroked="f">
+              <v:shape w14:anchorId="0DE79D7C" id="_x0000_s1030" type="#_x0000_t202" style="position:absolute;margin-left:299.8pt;margin-top:47pt;width:179.65pt;height:110.6pt;z-index:251685888;visibility:visible;mso-wrap-style:square;mso-width-percent:0;mso-height-percent:200;mso-wrap-distance-left:9pt;mso-wrap-distance-top:3.6pt;mso-wrap-distance-right:9pt;mso-wrap-distance-bottom:3.6pt;mso-position-horizontal:absolute;mso-position-horizontal-relative:margin;mso-position-vertical:absolute;mso-position-vertical-relative:text;mso-width-percent:0;mso-height-percent:200;mso-width-relative:margin;mso-height-relative:margin;v-text-anchor:top" o:gfxdata="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" stroked="f">
                 <v:textbox style="mso-fit-shape-to-text:t">
                   <w:txbxContent>
                     <w:p>
@@ -2899,7 +2932,18 @@
                           <w:sz w:val="16"/>
                           <w:szCs w:val="16"/>
                         </w:rPr>
-                        <w:t>FIADOR SOLIDARIO</w:t>
+                        <w:t>AVAL</w:t>
+                      </w:r>
+                      <w:r>
+                        <w:rPr>
+                          <w:rFonts w:ascii="DejaVu Sans Light" w:hAnsi="DejaVu Sans Light" w:cs="DejaVu Sans Light"/>
+                          <w:b/>
+                          <w:bCs/>
+                          <w:color w:val="000000" w:themeColor="text1"/>
+                          <w:sz w:val="16"/>
+                          <w:szCs w:val="16"/>
+                        </w:rPr>
+                        <w:t xml:space="preserve"> SOLIDARIO</w:t>
                       </w:r>
                     </w:p>
                     <w:p>
@@ -2937,7 +2981,7 @@
 </file>
 
 <file path=word/endnotes.xml><?xml version="1.0" encoding="utf-8"?>
-<w:endnotes xmlns:wpc="http://schemas.microsoft.com/office/word/2010/wordprocessingCanvas" xmlns:cx="http://schemas.microsoft.com/office/drawing/2014/chartex" xmlns:cx1="http://schemas.microsoft.com/office/drawing/2015/9/8/chartex" xmlns:cx2="http://schemas.microsoft.com/office/drawing/2015/10/21/chartex" xmlns:cx3="http://schemas.microsoft.com/office/drawing/2016/5/9/chartex" xmlns:cx4="http://schemas.microsoft.com/office/drawing/2016/5/10/chartex" xmlns:cx5="http://schemas.microsoft.com/office/drawing/2016/5/11/chartex" xmlns:cx6="http://schemas.microsoft.com/office/drawing/2016/5/12/chartex" xmlns:cx7="http://schemas.microsoft.com/office/drawing/2016/5/13/chartex" xmlns:cx8="http://schemas.microsoft.com/office/drawing/2016/5/14/chartex" xmlns:mc="http://schemas.openxmlformats.org/markup-compatibility/2006" xmlns:aink="http://schemas.microsoft.com/office/drawing/2016/ink" xmlns:am3d="http://schemas.microsoft.com/office/drawing/2017/model3d" xmlns:o="urn:schemas-microsoft-com:office:office" xmlns:r="http://schemas.openxmlformats.org/officeDocument/2006/relationships" xmlns:m="http://schemas.openxmlformats.org/officeDocument/2006/math" xmlns:v="urn:schemas-microsoft-com:vml" xmlns:wp14="http://schemas.microsoft.com/office/word/2010/wordprocessingDrawing" xmlns:wp="http://schemas.openxmlformats.org/drawingml/2006/wordprocessingDrawing" xmlns:w10="urn:schemas-microsoft-com:office:word" xmlns:w="http://schemas.openxmlformats.org/wordprocessingml/2006/main" xmlns:w14="http://schemas.microsoft.com/office/word/2010/wordml" xmlns:w15="http://schemas.microsoft.com/office/word/2012/wordml" xmlns:w16cex="http://schemas.microsoft.com/office/word/2018/wordml/cex" xmlns:w16cid="http://schemas.microsoft.com/office/word/2016/wordml/cid" xmlns:w16="http://schemas.microsoft.com/office/word/2018/wordml" xmlns:w16sdtdh="http://schemas.microsoft.com/office/word/2020/wordml/sdtdatahash" xmlns:w16se="http://schemas.microsoft.com/office/word/2015/wordml/symex" xmlns:wpg="http://schemas.microsoft.com/office/word/2010/wordprocessingGroup" xmlns:wpi="http://schemas.microsoft.com/office/word/2010/wordprocessingInk" xmlns:wne="http://schemas.microsoft.com/office/word/2006/wordml" xmlns:wps="http://schemas.microsoft.com/office/word/2010/wordprocessingShape" mc:Ignorable="w14 w15 w16se w16cid w16 w16cex w16sdtdh wp14">
+<w:endnotes xmlns:wpc="http://schemas.microsoft.com/office/word/2010/wordprocessingCanvas" xmlns:cx="http://schemas.microsoft.com/office/drawing/2014/chartex" xmlns:cx1="http://schemas.microsoft.com/office/drawing/2015/9/8/chartex" xmlns:cx2="http://schemas.microsoft.com/office/drawing/2015/10/21/chartex" xmlns:cx3="http://schemas.microsoft.com/office/drawing/2016/5/9/chartex" xmlns:cx4="http://schemas.microsoft.com/office/drawing/2016/5/10/chartex" xmlns:cx5="http://schemas.microsoft.com/office/drawing/2016/5/11/chartex" xmlns:cx6="http://schemas.microsoft.com/office/drawing/2016/5/12/chartex" xmlns:cx7="http://schemas.microsoft.com/office/drawing/2016/5/13/chartex" xmlns:cx8="http://schemas.microsoft.com/office/drawing/2016/5/14/chartex" xmlns:mc="http://schemas.openxmlformats.org/markup-compatibility/2006" xmlns:aink="http://schemas.microsoft.com/office/drawing/2016/ink" xmlns:am3d="http://schemas.microsoft.com/office/drawing/2017/model3d" xmlns:o="urn:schemas-microsoft-com:office:office" xmlns:oel="http://schemas.microsoft.com/office/2019/extlst" xmlns:r="http://schemas.openxmlformats.org/officeDocument/2006/relationships" xmlns:m="http://schemas.openxmlformats.org/officeDocument/2006/math" xmlns:v="urn:schemas-microsoft-com:vml" xmlns:wp14="http://schemas.microsoft.com/office/word/2010/wordprocessingDrawing" xmlns:wp="http://schemas.openxmlformats.org/drawingml/2006/wordprocessingDrawing" xmlns:w10="urn:schemas-microsoft-com:office:word" xmlns:w="http://schemas.openxmlformats.org/wordprocessingml/2006/main" xmlns:w14="http://schemas.microsoft.com/office/word/2010/wordml" xmlns:w15="http://schemas.microsoft.com/office/word/2012/wordml" xmlns:w16cex="http://schemas.microsoft.com/office/word/2018/wordml/cex" xmlns:w16cid="http://schemas.microsoft.com/office/word/2016/wordml/cid" xmlns:w16="http://schemas.microsoft.com/office/word/2018/wordml" xmlns:w16sdtdh="http://schemas.microsoft.com/office/word/2020/wordml/sdtdatahash" xmlns:w16se="http://schemas.microsoft.com/office/word/2015/wordml/symex" xmlns:wpg="http://schemas.microsoft.com/office/word/2010/wordprocessingGroup" xmlns:wpi="http://schemas.microsoft.com/office/word/2010/wordprocessingInk" xmlns:wne="http://schemas.microsoft.com/office/word/2006/wordml" xmlns:wps="http://schemas.microsoft.com/office/word/2010/wordprocessingShape" mc:Ignorable="w14 w15 w16se w16cid w16 w16cex w16sdtdh wp14">
   <w:endnote w:type="separator" w:id="-1">
     <w:p>
       <w:pPr>
@@ -2962,7 +3006,7 @@
 </file>
 
 <file path=word/footnotes.xml><?xml version="1.0" encoding="utf-8"?>
-<w:footnotes xmlns:wpc="http://schemas.microsoft.com/office/word/2010/wordprocessingCanvas" xmlns:cx="http://schemas.microsoft.com/office/drawing/2014/chartex" xmlns:cx1="http://schemas.microsoft.com/office/drawing/2015/9/8/chartex" xmlns:cx2="http://schemas.microsoft.com/office/drawing/2015/10/21/chartex" xmlns:cx3="http://schemas.microsoft.com/office/drawing/2016/5/9/chartex" xmlns:cx4="http://schemas.microsoft.com/office/drawing/2016/5/10/chartex" xmlns:cx5="http://schemas.microsoft.com/office/drawing/2016/5/11/chartex" xmlns:cx6="http://schemas.microsoft.com/office/drawing/2016/5/12/chartex" xmlns:cx7="http://schemas.microsoft.com/office/drawing/2016/5/13/chartex" xmlns:cx8="http://schemas.microsoft.com/office/drawing/2016/5/14/chartex" xmlns:mc="http://schemas.openxmlformats.org/markup-compatibility/2006" xmlns:aink="http://schemas.microsoft.com/office/drawing/2016/ink" xmlns:am3d="http://schemas.microsoft.com/office/drawing/2017/model3d" xmlns:o="urn:schemas-microsoft-com:office:office" xmlns:r="http://schemas.openxmlformats.org/officeDocument/2006/relationships" xmlns:m="http://schemas.openxmlformats.org/officeDocument/2006/math" xmlns:v="urn:schemas-microsoft-com:vml" xmlns:wp14="http://schemas.microsoft.com/office/word/2010/wordprocessingDrawing" xmlns:wp="http://schemas.openxmlformats.org/drawingml/2006/wordprocessingDrawing" xmlns:w10="urn:schemas-microsoft-com:office:word" xmlns:w="http://schemas.openxmlformats.org/wordprocessingml/2006/main" xmlns:w14="http://schemas.microsoft.com/office/word/2010/wordml" xmlns:w15="http://schemas.microsoft.com/office/word/2012/wordml" xmlns:w16cex="http://schemas.microsoft.com/office/word/2018/wordml/cex" xmlns:w16cid="http://schemas.microsoft.com/office/word/2016/wordml/cid" xmlns:w16="http://schemas.microsoft.com/office/word/2018/wordml" xmlns:w16sdtdh="http://schemas.microsoft.com/office/word/2020/wordml/sdtdatahash" xmlns:w16se="http://schemas.microsoft.com/office/word/2015/wordml/symex" xmlns:wpg="http://schemas.microsoft.com/office/word/2010/wordprocessingGroup" xmlns:wpi="http://schemas.microsoft.com/office/word/2010/wordprocessingInk" xmlns:wne="http://schemas.microsoft.com/office/word/2006/wordml" xmlns:wps="http://schemas.microsoft.com/office/word/2010/wordprocessingShape" mc:Ignorable="w14 w15 w16se w16cid w16 w16cex w16sdtdh wp14">
+<w:footnotes xmlns:wpc="http://schemas.microsoft.com/office/word/2010/wordprocessingCanvas" xmlns:cx="http://schemas.microsoft.com/office/drawing/2014/chartex" xmlns:cx1="http://schemas.microsoft.com/office/drawing/2015/9/8/chartex" xmlns:cx2="http://schemas.microsoft.com/office/drawing/2015/10/21/chartex" xmlns:cx3="http://schemas.microsoft.com/office/drawing/2016/5/9/chartex" xmlns:cx4="http://schemas.microsoft.com/office/drawing/2016/5/10/chartex" xmlns:cx5="http://schemas.microsoft.com/office/drawing/2016/5/11/chartex" xmlns:cx6="http://schemas.microsoft.com/office/drawing/2016/5/12/chartex" xmlns:cx7="http://schemas.microsoft.com/office/drawing/2016/5/13/chartex" xmlns:cx8="http://schemas.microsoft.com/office/drawing/2016/5/14/chartex" xmlns:mc="http://schemas.openxmlformats.org/markup-compatibility/2006" xmlns:aink="http://schemas.microsoft.com/office/drawing/2016/ink" xmlns:am3d="http://schemas.microsoft.com/office/drawing/2017/model3d" xmlns:o="urn:schemas-microsoft-com:office:office" xmlns:oel="http://schemas.microsoft.com/office/2019/extlst" xmlns:r="http://schemas.openxmlformats.org/officeDocument/2006/relationships" xmlns:m="http://schemas.openxmlformats.org/officeDocument/2006/math" xmlns:v="urn:schemas-microsoft-com:vml" xmlns:wp14="http://schemas.microsoft.com/office/word/2010/wordprocessingDrawing" xmlns:wp="http://schemas.openxmlformats.org/drawingml/2006/wordprocessingDrawing" xmlns:w10="urn:schemas-microsoft-com:office:word" xmlns:w="http://schemas.openxmlformats.org/wordprocessingml/2006/main" xmlns:w14="http://schemas.microsoft.com/office/word/2010/wordml" xmlns:w15="http://schemas.microsoft.com/office/word/2012/wordml" xmlns:w16cex="http://schemas.microsoft.com/office/word/2018/wordml/cex" xmlns:w16cid="http://schemas.microsoft.com/office/word/2016/wordml/cid" xmlns:w16="http://schemas.microsoft.com/office/word/2018/wordml" xmlns:w16sdtdh="http://schemas.microsoft.com/office/word/2020/wordml/sdtdatahash" xmlns:w16se="http://schemas.microsoft.com/office/word/2015/wordml/symex" xmlns:wpg="http://schemas.microsoft.com/office/word/2010/wordprocessingGroup" xmlns:wpi="http://schemas.microsoft.com/office/word/2010/wordprocessingInk" xmlns:wne="http://schemas.microsoft.com/office/word/2006/wordml" xmlns:wps="http://schemas.microsoft.com/office/word/2010/wordprocessingShape" mc:Ignorable="w14 w15 w16se w16cid w16 w16cex w16sdtdh wp14">
   <w:footnote w:type="separator" w:id="-1">
     <w:p>
       <w:pPr>
@@ -2987,7 +3031,7 @@
 </file>
 
 <file path=word/header1.xml><?xml version="1.0" encoding="utf-8"?>
-<w:hdr xmlns:wpc="http://schemas.microsoft.com/office/word/2010/wordprocessingCanvas" xmlns:cx="http://schemas.microsoft.com/office/drawing/2014/chartex" xmlns:cx1="http://schemas.microsoft.com/office/drawing/2015/9/8/chartex" xmlns:cx2="http://schemas.microsoft.com/office/drawing/2015/10/21/chartex" xmlns:cx3="http://schemas.microsoft.com/office/drawing/2016/5/9/chartex" xmlns:cx4="http://schemas.microsoft.com/office/drawing/2016/5/10/chartex" xmlns:cx5="http://schemas.microsoft.com/office/drawing/2016/5/11/chartex" xmlns:cx6="http://schemas.microsoft.com/office/drawing/2016/5/12/chartex" xmlns:cx7="http://schemas.microsoft.com/office/drawing/2016/5/13/chartex" xmlns:cx8="http://schemas.microsoft.com/office/drawing/2016/5/14/chartex" xmlns:mc="http://schemas.openxmlformats.org/markup-compatibility/2006" xmlns:aink="http://schemas.microsoft.com/office/drawing/2016/ink" xmlns:am3d="http://schemas.microsoft.com/office/drawing/2017/model3d" xmlns:o="urn:schemas-microsoft-com:office:office" xmlns:r="http://schemas.openxmlformats.org/officeDocument/2006/relationships" xmlns:m="http://schemas.openxmlformats.org/officeDocument/2006/math" xmlns:v="urn:schemas-microsoft-com:vml" xmlns:wp14="http://schemas.microsoft.com/office/word/2010/wordprocessingDrawing" xmlns:wp="http://schemas.openxmlformats.org/drawingml/2006/wordprocessingDrawing" xmlns:w10="urn:schemas-microsoft-com:office:word" xmlns:w="http://schemas.openxmlformats.org/wordprocessingml/2006/main" xmlns:w14="http://schemas.microsoft.com/office/word/2010/wordml" xmlns:w15="http://schemas.microsoft.com/office/word/2012/wordml" xmlns:w16cex="http://schemas.microsoft.com/office/word/2018/wordml/cex" xmlns:w16cid="http://schemas.microsoft.com/office/word/2016/wordml/cid" xmlns:w16="http://schemas.microsoft.com/office/word/2018/wordml" xmlns:w16sdtdh="http://schemas.microsoft.com/office/word/2020/wordml/sdtdatahash" xmlns:w16se="http://schemas.microsoft.com/office/word/2015/wordml/symex" xmlns:wpg="http://schemas.microsoft.com/office/word/2010/wordprocessingGroup" xmlns:wpi="http://schemas.microsoft.com/office/word/2010/wordprocessingInk" xmlns:wne="http://schemas.microsoft.com/office/word/2006/wordml" xmlns:wps="http://schemas.microsoft.com/office/word/2010/wordprocessingShape" mc:Ignorable="w14 w15 w16se w16cid w16 w16cex w16sdtdh wp14">
+<w:hdr xmlns:wpc="http://schemas.microsoft.com/office/word/2010/wordprocessingCanvas" xmlns:cx="http://schemas.microsoft.com/office/drawing/2014/chartex" xmlns:cx1="http://schemas.microsoft.com/office/drawing/2015/9/8/chartex" xmlns:cx2="http://schemas.microsoft.com/office/drawing/2015/10/21/chartex" xmlns:cx3="http://schemas.microsoft.com/office/drawing/2016/5/9/chartex" xmlns:cx4="http://schemas.microsoft.com/office/drawing/2016/5/10/chartex" xmlns:cx5="http://schemas.microsoft.com/office/drawing/2016/5/11/chartex" xmlns:cx6="http://schemas.microsoft.com/office/drawing/2016/5/12/chartex" xmlns:cx7="http://schemas.microsoft.com/office/drawing/2016/5/13/chartex" xmlns:cx8="http://schemas.microsoft.com/office/drawing/2016/5/14/chartex" xmlns:mc="http://schemas.openxmlformats.org/markup-compatibility/2006" xmlns:aink="http://schemas.microsoft.com/office/drawing/2016/ink" xmlns:am3d="http://schemas.microsoft.com/office/drawing/2017/model3d" xmlns:o="urn:schemas-microsoft-com:office:office" xmlns:oel="http://schemas.microsoft.com/office/2019/extlst" xmlns:r="http://schemas.openxmlformats.org/officeDocument/2006/relationships" xmlns:m="http://schemas.openxmlformats.org/officeDocument/2006/math" xmlns:v="urn:schemas-microsoft-com:vml" xmlns:wp14="http://schemas.microsoft.com/office/word/2010/wordprocessingDrawing" xmlns:wp="http://schemas.openxmlformats.org/drawingml/2006/wordprocessingDrawing" xmlns:w10="urn:schemas-microsoft-com:office:word" xmlns:w="http://schemas.openxmlformats.org/wordprocessingml/2006/main" xmlns:w14="http://schemas.microsoft.com/office/word/2010/wordml" xmlns:w15="http://schemas.microsoft.com/office/word/2012/wordml" xmlns:w16cex="http://schemas.microsoft.com/office/word/2018/wordml/cex" xmlns:w16cid="http://schemas.microsoft.com/office/word/2016/wordml/cid" xmlns:w16="http://schemas.microsoft.com/office/word/2018/wordml" xmlns:w16sdtdh="http://schemas.microsoft.com/office/word/2020/wordml/sdtdatahash" xmlns:w16se="http://schemas.microsoft.com/office/word/2015/wordml/symex" xmlns:wpg="http://schemas.microsoft.com/office/word/2010/wordprocessingGroup" xmlns:wpi="http://schemas.microsoft.com/office/word/2010/wordprocessingInk" xmlns:wne="http://schemas.microsoft.com/office/word/2006/wordml" xmlns:wps="http://schemas.microsoft.com/office/word/2010/wordprocessingShape" mc:Ignorable="w14 w15 w16se w16cid w16 w16cex w16sdtdh wp14">
   <w:p>
     <w:pPr>
       <w:jc w:val="right"/>
@@ -3030,7 +3074,7 @@
 </file>
 
 <file path=word/numbering.xml><?xml version="1.0" encoding="utf-8"?>
-<w:numbering xmlns:wpc="http://schemas.microsoft.com/office/word/2010/wordprocessingCanvas" xmlns:cx="http://schemas.microsoft.com/office/drawing/2014/chartex" xmlns:cx1="http://schemas.microsoft.com/office/drawing/2015/9/8/chartex" xmlns:cx2="http://schemas.microsoft.com/office/drawing/2015/10/21/chartex" xmlns:cx3="http://schemas.microsoft.com/office/drawing/2016/5/9/chartex" xmlns:cx4="http://schemas.microsoft.com/office/drawing/2016/5/10/chartex" xmlns:cx5="http://schemas.microsoft.com/office/drawing/2016/5/11/chartex" xmlns:cx6="http://schemas.microsoft.com/office/drawing/2016/5/12/chartex" xmlns:cx7="http://schemas.microsoft.com/office/drawing/2016/5/13/chartex" xmlns:cx8="http://schemas.microsoft.com/office/drawing/2016/5/14/chartex" xmlns:mc="http://schemas.openxmlformats.org/markup-compatibility/2006" xmlns:aink="http://schemas.microsoft.com/office/drawing/2016/ink" xmlns:am3d="http://schemas.microsoft.com/office/drawing/2017/model3d" xmlns:o="urn:schemas-microsoft-com:office:office" xmlns:r="http://schemas.openxmlformats.org/officeDocument/2006/relationships" xmlns:m="http://schemas.openxmlformats.org/officeDocument/2006/math" xmlns:v="urn:schemas-microsoft-com:vml" xmlns:wp14="http://schemas.microsoft.com/office/word/2010/wordprocessingDrawing" xmlns:wp="http://schemas.openxmlformats.org/drawingml/2006/wordprocessingDrawing" xmlns:w10="urn:schemas-microsoft-com:office:word" xmlns:w="http://schemas.openxmlformats.org/wordprocessingml/2006/main" xmlns:w14="http://schemas.microsoft.com/office/word/2010/wordml" xmlns:w15="http://schemas.microsoft.com/office/word/2012/wordml" xmlns:w16cex="http://schemas.microsoft.com/office/word/2018/wordml/cex" xmlns:w16cid="http://schemas.microsoft.com/office/word/2016/wordml/cid" xmlns:w16="http://schemas.microsoft.com/office/word/2018/wordml" xmlns:w16sdtdh="http://schemas.microsoft.com/office/word/2020/wordml/sdtdatahash" xmlns:w16se="http://schemas.microsoft.com/office/word/2015/wordml/symex" xmlns:wpg="http://schemas.microsoft.com/office/word/2010/wordprocessingGroup" xmlns:wpi="http://schemas.microsoft.com/office/word/2010/wordprocessingInk" xmlns:wne="http://schemas.microsoft.com/office/word/2006/wordml" xmlns:wps="http://schemas.microsoft.com/office/word/2010/wordprocessingShape" mc:Ignorable="w14 w15 w16se w16cid w16 w16cex w16sdtdh wp14">
+<w:numbering xmlns:wpc="http://schemas.microsoft.com/office/word/2010/wordprocessingCanvas" xmlns:cx="http://schemas.microsoft.com/office/drawing/2014/chartex" xmlns:cx1="http://schemas.microsoft.com/office/drawing/2015/9/8/chartex" xmlns:cx2="http://schemas.microsoft.com/office/drawing/2015/10/21/chartex" xmlns:cx3="http://schemas.microsoft.com/office/drawing/2016/5/9/chartex" xmlns:cx4="http://schemas.microsoft.com/office/drawing/2016/5/10/chartex" xmlns:cx5="http://schemas.microsoft.com/office/drawing/2016/5/11/chartex" xmlns:cx6="http://schemas.microsoft.com/office/drawing/2016/5/12/chartex" xmlns:cx7="http://schemas.microsoft.com/office/drawing/2016/5/13/chartex" xmlns:cx8="http://schemas.microsoft.com/office/drawing/2016/5/14/chartex" xmlns:mc="http://schemas.openxmlformats.org/markup-compatibility/2006" xmlns:aink="http://schemas.microsoft.com/office/drawing/2016/ink" xmlns:am3d="http://schemas.microsoft.com/office/drawing/2017/model3d" xmlns:o="urn:schemas-microsoft-com:office:office" xmlns:oel="http://schemas.microsoft.com/office/2019/extlst" xmlns:r="http://schemas.openxmlformats.org/officeDocument/2006/relationships" xmlns:m="http://schemas.openxmlformats.org/officeDocument/2006/math" xmlns:v="urn:schemas-microsoft-com:vml" xmlns:wp14="http://schemas.microsoft.com/office/word/2010/wordprocessingDrawing" xmlns:wp="http://schemas.openxmlformats.org/drawingml/2006/wordprocessingDrawing" xmlns:w10="urn:schemas-microsoft-com:office:word" xmlns:w="http://schemas.openxmlformats.org/wordprocessingml/2006/main" xmlns:w14="http://schemas.microsoft.com/office/word/2010/wordml" xmlns:w15="http://schemas.microsoft.com/office/word/2012/wordml" xmlns:w16cex="http://schemas.microsoft.com/office/word/2018/wordml/cex" xmlns:w16cid="http://schemas.microsoft.com/office/word/2016/wordml/cid" xmlns:w16="http://schemas.microsoft.com/office/word/2018/wordml" xmlns:w16sdtdh="http://schemas.microsoft.com/office/word/2020/wordml/sdtdatahash" xmlns:w16se="http://schemas.microsoft.com/office/word/2015/wordml/symex" xmlns:wpg="http://schemas.microsoft.com/office/word/2010/wordprocessingGroup" xmlns:wpi="http://schemas.microsoft.com/office/word/2010/wordprocessingInk" xmlns:wne="http://schemas.microsoft.com/office/word/2006/wordml" xmlns:wps="http://schemas.microsoft.com/office/word/2010/wordprocessingShape" mc:Ignorable="w14 w15 w16se w16cid w16 w16cex w16sdtdh wp14">
   <w:abstractNum w:abstractNumId="0" w15:restartNumberingAfterBreak="0">
     <w:nsid w:val="03C95ABE"/>
     <w:multiLevelType w:val="hybridMultilevel"/>
@@ -3863,31 +3907,31 @@
       </w:rPr>
     </w:lvl>
   </w:abstractNum>
-  <w:num w:numId="1">
+  <w:num w:numId="1" w16cid:durableId="1462960613">
     <w:abstractNumId w:val="3"/>
   </w:num>
-  <w:num w:numId="2">
+  <w:num w:numId="2" w16cid:durableId="1108429477">
     <w:abstractNumId w:val="1"/>
   </w:num>
-  <w:num w:numId="3">
+  <w:num w:numId="3" w16cid:durableId="1808889735">
     <w:abstractNumId w:val="7"/>
   </w:num>
-  <w:num w:numId="4">
+  <w:num w:numId="4" w16cid:durableId="2128157152">
     <w:abstractNumId w:val="0"/>
   </w:num>
-  <w:num w:numId="5">
+  <w:num w:numId="5" w16cid:durableId="2101902817">
     <w:abstractNumId w:val="6"/>
   </w:num>
-  <w:num w:numId="6">
+  <w:num w:numId="6" w16cid:durableId="1381782602">
     <w:abstractNumId w:val="4"/>
   </w:num>
-  <w:num w:numId="7">
+  <w:num w:numId="7" w16cid:durableId="1006443817">
     <w:abstractNumId w:val="8"/>
   </w:num>
-  <w:num w:numId="8">
+  <w:num w:numId="8" w16cid:durableId="660427841">
     <w:abstractNumId w:val="2"/>
   </w:num>
-  <w:num w:numId="9">
+  <w:num w:numId="9" w16cid:durableId="374625105">
     <w:abstractNumId w:val="5"/>
   </w:num>
 </w:numbering>
